--- a/class_estimation/door_pipeline/DOC_dataset_spec.docx
+++ b/class_estimation/door_pipeline/DOC_dataset_spec.docx
@@ -125,7 +125,7 @@
         <w:t>규모</w:t>
       </w:r>
       <w:r>
-        <w:t>: 유효 세션 190 · NAS 수집 쌍 18,074 · 로컬 샘플 3,789장 (기간 20260827~20260923, 무인 수집 정식 설치 2026-08-27). 무효 세션 6(시험 촬영·빈 지그), 라벨 미정 4, 라벨 정정 세션 10.</w:t>
+        <w:t>: 유효 세션 191 · NAS 수집 쌍 18,123 · 로컬 샘플 3,789장 (기간 20260827~20260923, 무인 수집 정식 설치 2026-08-27). 무효 세션 6(시험 촬영·빈 지그), 라벨 미정 4, 라벨 정정 세션 10.</w:t>
       </w:r>
     </w:p>
     <w:p>
@@ -3318,7 +3318,7 @@
                 <w:b w:val="0"/>
                 <w:sz w:val="16"/>
               </w:rPr>
-              <w:t>41</w:t>
+              <w:t>42</w:t>
             </w:r>
           </w:p>
         </w:tc>
@@ -3332,7 +3332,7 @@
                 <w:b w:val="0"/>
                 <w:sz w:val="16"/>
               </w:rPr>
-              <w:t>3,777</w:t>
+              <w:t>3,826</w:t>
             </w:r>
           </w:p>
         </w:tc>
@@ -3818,7 +3818,7 @@
                 <w:b/>
                 <w:sz w:val="16"/>
               </w:rPr>
-              <w:t>190</w:t>
+              <w:t>191</w:t>
             </w:r>
           </w:p>
         </w:tc>
@@ -3832,7 +3832,7 @@
                 <w:b/>
                 <w:sz w:val="16"/>
               </w:rPr>
-              <w:t>18,074</w:t>
+              <w:t>18,123</w:t>
             </w:r>
           </w:p>
         </w:tc>
@@ -4203,6 +4203,20 @@
                 <w:b w:val="0"/>
                 <w:sz w:val="16"/>
               </w:rPr>
+              <w:t>21</w:t>
+            </w:r>
+          </w:p>
+        </w:tc>
+        <w:tc>
+          <w:tcPr>
+            <w:tcW w:type="dxa" w:w="1275"/>
+          </w:tcPr>
+          <w:p>
+            <w:r>
+              <w:rPr>
+                <w:b w:val="0"/>
+                <w:sz w:val="16"/>
+              </w:rPr>
               <w:t>0</w:t>
             </w:r>
           </w:p>
@@ -4217,7 +4231,7 @@
                 <w:b w:val="0"/>
                 <w:sz w:val="16"/>
               </w:rPr>
-              <w:t>21</w:t>
+              <w:t>110982-02375</w:t>
             </w:r>
           </w:p>
         </w:tc>
@@ -4231,7 +4245,7 @@
                 <w:b w:val="0"/>
                 <w:sz w:val="16"/>
               </w:rPr>
-              <w:t>110982-02375</w:t>
+              <w:t>15</w:t>
             </w:r>
           </w:p>
         </w:tc>
@@ -4246,20 +4260,6 @@
                 <w:sz w:val="16"/>
               </w:rPr>
               <w:t>0</w:t>
-            </w:r>
-          </w:p>
-        </w:tc>
-        <w:tc>
-          <w:tcPr>
-            <w:tcW w:type="dxa" w:w="1275"/>
-          </w:tcPr>
-          <w:p>
-            <w:r>
-              <w:rPr>
-                <w:b w:val="0"/>
-                <w:sz w:val="16"/>
-              </w:rPr>
-              <w:t>15</w:t>
             </w:r>
           </w:p>
         </w:tc>
@@ -4317,6 +4317,20 @@
                 <w:b w:val="0"/>
                 <w:sz w:val="16"/>
               </w:rPr>
+              <w:t>17</w:t>
+            </w:r>
+          </w:p>
+        </w:tc>
+        <w:tc>
+          <w:tcPr>
+            <w:tcW w:type="dxa" w:w="1275"/>
+          </w:tcPr>
+          <w:p>
+            <w:r>
+              <w:rPr>
+                <w:b w:val="0"/>
+                <w:sz w:val="16"/>
+              </w:rPr>
               <w:t>0</w:t>
             </w:r>
           </w:p>
@@ -4331,7 +4345,7 @@
                 <w:b w:val="0"/>
                 <w:sz w:val="16"/>
               </w:rPr>
-              <w:t>17</w:t>
+              <w:t>110982-02424</w:t>
             </w:r>
           </w:p>
         </w:tc>
@@ -4345,7 +4359,7 @@
                 <w:b w:val="0"/>
                 <w:sz w:val="16"/>
               </w:rPr>
-              <w:t>110982-02424</w:t>
+              <w:t>15</w:t>
             </w:r>
           </w:p>
         </w:tc>
@@ -4360,20 +4374,6 @@
                 <w:sz w:val="16"/>
               </w:rPr>
               <w:t>0</w:t>
-            </w:r>
-          </w:p>
-        </w:tc>
-        <w:tc>
-          <w:tcPr>
-            <w:tcW w:type="dxa" w:w="1275"/>
-          </w:tcPr>
-          <w:p>
-            <w:r>
-              <w:rPr>
-                <w:b w:val="0"/>
-                <w:sz w:val="16"/>
-              </w:rPr>
-              <w:t>15</w:t>
             </w:r>
           </w:p>
         </w:tc>
@@ -4431,6 +4431,20 @@
                 <w:b w:val="0"/>
                 <w:sz w:val="16"/>
               </w:rPr>
+              <w:t>31</w:t>
+            </w:r>
+          </w:p>
+        </w:tc>
+        <w:tc>
+          <w:tcPr>
+            <w:tcW w:type="dxa" w:w="1275"/>
+          </w:tcPr>
+          <w:p>
+            <w:r>
+              <w:rPr>
+                <w:b w:val="0"/>
+                <w:sz w:val="16"/>
+              </w:rPr>
               <w:t>0</w:t>
             </w:r>
           </w:p>
@@ -4445,7 +4459,7 @@
                 <w:b w:val="0"/>
                 <w:sz w:val="16"/>
               </w:rPr>
-              <w:t>31</w:t>
+              <w:t>110982-02327</w:t>
             </w:r>
           </w:p>
         </w:tc>
@@ -4459,7 +4473,7 @@
                 <w:b w:val="0"/>
                 <w:sz w:val="16"/>
               </w:rPr>
-              <w:t>110982-02327</w:t>
+              <w:t>9</w:t>
             </w:r>
           </w:p>
         </w:tc>
@@ -4487,21 +4501,7 @@
                 <w:b w:val="0"/>
                 <w:sz w:val="16"/>
               </w:rPr>
-              <w:t>9</w:t>
-            </w:r>
-          </w:p>
-        </w:tc>
-        <w:tc>
-          <w:tcPr>
-            <w:tcW w:type="dxa" w:w="1275"/>
-          </w:tcPr>
-          <w:p>
-            <w:r>
-              <w:rPr>
-                <w:b w:val="0"/>
-                <w:sz w:val="16"/>
-              </w:rPr>
-              <w:t>1</w:t>
+              <w:t>2</w:t>
             </w:r>
           </w:p>
         </w:tc>
@@ -4619,6 +4619,20 @@
                 <w:b w:val="0"/>
                 <w:sz w:val="16"/>
               </w:rPr>
+              <w:t>16</w:t>
+            </w:r>
+          </w:p>
+        </w:tc>
+        <w:tc>
+          <w:tcPr>
+            <w:tcW w:type="dxa" w:w="1275"/>
+          </w:tcPr>
+          <w:p>
+            <w:r>
+              <w:rPr>
+                <w:b w:val="0"/>
+                <w:sz w:val="16"/>
+              </w:rPr>
               <w:t>0</w:t>
             </w:r>
           </w:p>
@@ -4633,7 +4647,7 @@
                 <w:b w:val="0"/>
                 <w:sz w:val="16"/>
               </w:rPr>
-              <w:t>16</w:t>
+              <w:t>110982-02360</w:t>
             </w:r>
           </w:p>
         </w:tc>
@@ -4647,7 +4661,7 @@
                 <w:b w:val="0"/>
                 <w:sz w:val="16"/>
               </w:rPr>
-              <w:t>110982-02360</w:t>
+              <w:t>3</w:t>
             </w:r>
           </w:p>
         </w:tc>
@@ -4662,20 +4676,6 @@
                 <w:sz w:val="16"/>
               </w:rPr>
               <w:t>0</w:t>
-            </w:r>
-          </w:p>
-        </w:tc>
-        <w:tc>
-          <w:tcPr>
-            <w:tcW w:type="dxa" w:w="1275"/>
-          </w:tcPr>
-          <w:p>
-            <w:r>
-              <w:rPr>
-                <w:b w:val="0"/>
-                <w:sz w:val="16"/>
-              </w:rPr>
-              <w:t>3</w:t>
             </w:r>
           </w:p>
         </w:tc>
@@ -4807,6 +4807,20 @@
                 <w:b w:val="0"/>
                 <w:sz w:val="16"/>
               </w:rPr>
+              <w:t>9</w:t>
+            </w:r>
+          </w:p>
+        </w:tc>
+        <w:tc>
+          <w:tcPr>
+            <w:tcW w:type="dxa" w:w="1275"/>
+          </w:tcPr>
+          <w:p>
+            <w:r>
+              <w:rPr>
+                <w:b w:val="0"/>
+                <w:sz w:val="16"/>
+              </w:rPr>
               <w:t>0</w:t>
             </w:r>
           </w:p>
@@ -4821,6 +4835,20 @@
                 <w:b w:val="0"/>
                 <w:sz w:val="16"/>
               </w:rPr>
+              <w:t>110982-02325</w:t>
+            </w:r>
+          </w:p>
+        </w:tc>
+        <w:tc>
+          <w:tcPr>
+            <w:tcW w:type="dxa" w:w="1275"/>
+          </w:tcPr>
+          <w:p>
+            <w:r>
+              <w:rPr>
+                <w:b w:val="0"/>
+                <w:sz w:val="16"/>
+              </w:rPr>
               <w:t>9</w:t>
             </w:r>
           </w:p>
@@ -4835,35 +4863,7 @@
                 <w:b w:val="0"/>
                 <w:sz w:val="16"/>
               </w:rPr>
-              <w:t>110982-02325</w:t>
-            </w:r>
-          </w:p>
-        </w:tc>
-        <w:tc>
-          <w:tcPr>
-            <w:tcW w:type="dxa" w:w="1275"/>
-          </w:tcPr>
-          <w:p>
-            <w:r>
-              <w:rPr>
-                <w:b w:val="0"/>
-                <w:sz w:val="16"/>
-              </w:rPr>
               <w:t>0</w:t>
-            </w:r>
-          </w:p>
-        </w:tc>
-        <w:tc>
-          <w:tcPr>
-            <w:tcW w:type="dxa" w:w="1275"/>
-          </w:tcPr>
-          <w:p>
-            <w:r>
-              <w:rPr>
-                <w:b w:val="0"/>
-                <w:sz w:val="16"/>
-              </w:rPr>
-              <w:t>9</w:t>
             </w:r>
           </w:p>
         </w:tc>
@@ -5876,7 +5876,7 @@
         <w:pStyle w:val="ListBullet"/>
       </w:pPr>
       <w:r>
-        <w:t>품번 GT = DB 정정 클래스 × 사용자 확정 레이더. 확정 전 세션은 분모에서 제외하고 수를 적는다.</w:t>
+        <w:t>품번 GT = DB 정정 클래스 × 사용자 확정 레이더. 확정 전 세션은 분모에서 제외하고 수를 적는다. 2026-09-23 확정은 자동 판정 145세션의 브래킷 크롭을 사용자가 세션별로 육안 검토해 일괄 승인한 것이므로, 레이더 항목의 정확도는 '규칙 판정과 사람 검토의 일치율'이며 블라인드 시험이 아니다. 독립 검증은 이후 유입 세션을 확정 전에 판정해 비교하는 방식으로 한다.</w:t>
       </w:r>
     </w:p>
     <w:p>
@@ -5900,16 +5900,23 @@
         <w:pStyle w:val="ListBullet"/>
       </w:pPr>
       <w:r>
-        <w:t xml:space="preserve">품번 정확도: 사용자 레이더 확정 후 </w:t>
+        <w:t>품번 세션 단위 · 고정 test: 대상 23(GT 확정 23, 미확정 0) · 판정률 100.0% · 판정 정확도 100.0% (23/23).</w:t>
       </w:r>
+    </w:p>
+    <w:p>
+      <w:pPr>
+        <w:pStyle w:val="ListBullet"/>
+      </w:pPr>
       <w:r>
-        <w:rPr>
-          <w:rFonts w:ascii="Consolas" w:hAnsi="Consolas"/>
-        </w:rPr>
-        <w:t>partno/evaluate_partno.py</w:t>
+        <w:t>품번 프레임 단위 · 고정 test: 대상 596(GT 확정 596, 미확정 0) · 판정률 100.0% · 판정 정확도 100.0% (596/596).</w:t>
       </w:r>
+    </w:p>
+    <w:p>
+      <w:pPr>
+        <w:pStyle w:val="ListBullet"/>
+      </w:pPr>
       <w:r>
-        <w:t xml:space="preserve"> 실행 시 기록.</w:t>
+        <w:t>품번 세션 단위 · 전량: 대상 186(GT 확정 183, 미확정 3) · 판정률 100.0% · 판정 정확도 100.0% (183/183).</w:t>
       </w:r>
     </w:p>
     <w:p>
@@ -6016,7 +6023,7 @@
         <w:pStyle w:val="ListBullet"/>
       </w:pPr>
       <w:r>
-        <w:t>AVM 옵션 미구분(E35/E38 FRT 도면은 W_AVM 1종만 입수). 생산계획의 '확인하기' 표기 개체는 미정. 레이더 표기 해석(X=미장착)은 공장 확인 전.</w:t>
+        <w:t>AVM 옵션은 구분하지 않는다(사용자 결정 2026-09-23). 생산계획의 '확인하기' 표기 개체는 미정. 레이더 표기 해석(X=미장착)은 공장 확인 전.</w:t>
       </w:r>
     </w:p>
     <w:p>

--- a/class_estimation/door_pipeline/DOC_dataset_spec.docx
+++ b/class_estimation/door_pipeline/DOC_dataset_spec.docx
@@ -125,7 +125,7 @@
         <w:t>규모</w:t>
       </w:r>
       <w:r>
-        <w:t>: 유효 세션 191 · NAS 수집 쌍 18,123 · 로컬 샘플 3,789장 (기간 20260827~20260923, 무인 수집 정식 설치 2026-08-27). 무효 세션 6(시험 촬영·빈 지그), 라벨 미정 4, 라벨 정정 세션 10.</w:t>
+        <w:t>: 유효 세션 192 · NAS 수집 쌍 18,303 · 로컬 샘플 3,780장 (기간 20260827~20260923, 무인 수집 정식 설치 2026-08-27). 무효 세션 7(시험 촬영·빈 지그), 라벨 미정 4, 라벨 정정 세션 10.</w:t>
       </w:r>
     </w:p>
     <w:p>
@@ -3518,7 +3518,7 @@
                 <w:b w:val="0"/>
                 <w:sz w:val="16"/>
               </w:rPr>
-              <w:t>20</w:t>
+              <w:t>19</w:t>
             </w:r>
           </w:p>
         </w:tc>
@@ -3532,7 +3532,7 @@
                 <w:b w:val="0"/>
                 <w:sz w:val="16"/>
               </w:rPr>
-              <w:t>1,919</w:t>
+              <w:t>1,910</w:t>
             </w:r>
           </w:p>
         </w:tc>
@@ -3546,7 +3546,7 @@
                 <w:b w:val="0"/>
                 <w:sz w:val="16"/>
               </w:rPr>
-              <w:t>401</w:t>
+              <w:t>392</w:t>
             </w:r>
           </w:p>
         </w:tc>
@@ -3560,7 +3560,7 @@
                 <w:b w:val="0"/>
                 <w:sz w:val="16"/>
               </w:rPr>
-              <w:t>20260827~20260922</w:t>
+              <w:t>20260828~20260922</w:t>
             </w:r>
           </w:p>
         </w:tc>
@@ -3574,7 +3574,7 @@
                 <w:b w:val="0"/>
                 <w:sz w:val="16"/>
               </w:rPr>
-              <w:t>3/3/11 (+미지정 3)</w:t>
+              <w:t>3/2/11 (+미지정 3)</w:t>
             </w:r>
           </w:p>
         </w:tc>
@@ -3618,7 +3618,7 @@
                 <w:b w:val="0"/>
                 <w:sz w:val="16"/>
               </w:rPr>
-              <w:t>15</w:t>
+              <w:t>16</w:t>
             </w:r>
           </w:p>
         </w:tc>
@@ -3632,7 +3632,7 @@
                 <w:b w:val="0"/>
                 <w:sz w:val="16"/>
               </w:rPr>
-              <w:t>1,517</w:t>
+              <w:t>1,570</w:t>
             </w:r>
           </w:p>
         </w:tc>
@@ -3660,7 +3660,7 @@
                 <w:b w:val="0"/>
                 <w:sz w:val="16"/>
               </w:rPr>
-              <w:t>20260831~20260922</w:t>
+              <w:t>20260831~20260923</w:t>
             </w:r>
           </w:p>
         </w:tc>
@@ -3718,7 +3718,7 @@
                 <w:b w:val="0"/>
                 <w:sz w:val="16"/>
               </w:rPr>
-              <w:t>19</w:t>
+              <w:t>20</w:t>
             </w:r>
           </w:p>
         </w:tc>
@@ -3732,7 +3732,7 @@
                 <w:b w:val="0"/>
                 <w:sz w:val="16"/>
               </w:rPr>
-              <w:t>1,481</w:t>
+              <w:t>1,617</w:t>
             </w:r>
           </w:p>
         </w:tc>
@@ -3760,7 +3760,7 @@
                 <w:b w:val="0"/>
                 <w:sz w:val="16"/>
               </w:rPr>
-              <w:t>20260828~20260922</w:t>
+              <w:t>20260828~20260923</w:t>
             </w:r>
           </w:p>
         </w:tc>
@@ -3818,7 +3818,7 @@
                 <w:b/>
                 <w:sz w:val="16"/>
               </w:rPr>
-              <w:t>191</w:t>
+              <w:t>192</w:t>
             </w:r>
           </w:p>
         </w:tc>
@@ -3832,7 +3832,7 @@
                 <w:b/>
                 <w:sz w:val="16"/>
               </w:rPr>
-              <w:t>18,123</w:t>
+              <w:t>18,303</w:t>
             </w:r>
           </w:p>
         </w:tc>
@@ -3846,7 +3846,7 @@
                 <w:b/>
                 <w:sz w:val="16"/>
               </w:rPr>
-              <w:t>3,789</w:t>
+              <w:t>3,780</w:t>
             </w:r>
           </w:p>
         </w:tc>
@@ -4431,7 +4431,7 @@
                 <w:b w:val="0"/>
                 <w:sz w:val="16"/>
               </w:rPr>
-              <w:t>31</w:t>
+              <w:t>32</w:t>
             </w:r>
           </w:p>
         </w:tc>
@@ -4501,7 +4501,7 @@
                 <w:b w:val="0"/>
                 <w:sz w:val="16"/>
               </w:rPr>
-              <w:t>2</w:t>
+              <w:t>1</w:t>
             </w:r>
           </w:p>
         </w:tc>
@@ -4689,7 +4689,7 @@
                 <w:b w:val="0"/>
                 <w:sz w:val="16"/>
               </w:rPr>
-              <w:t>1</w:t>
+              <w:t>0</w:t>
             </w:r>
           </w:p>
         </w:tc>
@@ -4763,7 +4763,7 @@
                 <w:b w:val="0"/>
                 <w:sz w:val="16"/>
               </w:rPr>
-              <w:t>15</w:t>
+              <w:t>16</w:t>
             </w:r>
           </w:p>
         </w:tc>
@@ -4849,7 +4849,7 @@
                 <w:b w:val="0"/>
                 <w:sz w:val="16"/>
               </w:rPr>
-              <w:t>9</w:t>
+              <w:t>10</w:t>
             </w:r>
           </w:p>
         </w:tc>
@@ -5916,7 +5916,7 @@
         <w:pStyle w:val="ListBullet"/>
       </w:pPr>
       <w:r>
-        <w:t>품번 세션 단위 · 전량: 대상 186(GT 확정 183, 미확정 3) · 판정률 100.0% · 판정 정확도 100.0% (183/183).</w:t>
+        <w:t>품번 세션 단위 · 전량: 대상 185(GT 확정 185, 미확정 0) · 판정률 98.9% · 판정 정확도 100.0% (183/183).</w:t>
       </w:r>
     </w:p>
     <w:p>

--- a/class_estimation/door_pipeline/DOC_dataset_spec.docx
+++ b/class_estimation/door_pipeline/DOC_dataset_spec.docx
@@ -5921,6 +5921,388 @@
     </w:p>
     <w:p>
       <w:pPr>
+        <w:pStyle w:val="Heading3"/>
+      </w:pPr>
+      <w:r>
+        <w:t>6.1 학습형 판정기 비교 (door_partno, 2026-09-23)</w:t>
+      </w:r>
+    </w:p>
+    <w:p>
+      <w:r>
+        <w:t>확정 라벨로 4채널 홀 랜드마크 검출기(브래킷 채널 추가)와 CNN(9클래스+레이더 헤드 / 14클래스 / 640 변형)을 학습해, 규칙 검사와 같은 프레임에서 비교했다. 블라인드 집합 = 어느 모델도 학습에 쓰지 않은 35세션(9/16 오후~9/23 유입).</w:t>
+      </w:r>
+    </w:p>
+    <w:tbl>
+      <w:tblPr>
+        <w:tblStyle w:val="TableGrid"/>
+        <w:tblW w:type="auto" w:w="0"/>
+        <w:tblLook w:firstColumn="1" w:firstRow="1" w:lastColumn="0" w:lastRow="0" w:noHBand="0" w:noVBand="1" w:val="04A0"/>
+      </w:tblPr>
+      <w:tblGrid>
+        <w:gridCol w:w="2550"/>
+        <w:gridCol w:w="2550"/>
+        <w:gridCol w:w="2550"/>
+        <w:gridCol w:w="2550"/>
+      </w:tblGrid>
+      <w:tr>
+        <w:tc>
+          <w:tcPr>
+            <w:tcW w:type="dxa" w:w="2550"/>
+          </w:tcPr>
+          <w:p>
+            <w:r>
+              <w:rPr>
+                <w:b/>
+                <w:sz w:val="16"/>
+              </w:rPr>
+              <w:t>판정기</w:t>
+            </w:r>
+          </w:p>
+        </w:tc>
+        <w:tc>
+          <w:tcPr>
+            <w:tcW w:type="dxa" w:w="2550"/>
+          </w:tcPr>
+          <w:p>
+            <w:r>
+              <w:rPr>
+                <w:b/>
+                <w:sz w:val="16"/>
+              </w:rPr>
+              <w:t>블라인드 판정률</w:t>
+            </w:r>
+          </w:p>
+        </w:tc>
+        <w:tc>
+          <w:tcPr>
+            <w:tcW w:type="dxa" w:w="2550"/>
+          </w:tcPr>
+          <w:p>
+            <w:r>
+              <w:rPr>
+                <w:b/>
+                <w:sz w:val="16"/>
+              </w:rPr>
+              <w:t>블라인드 품번 정확도</w:t>
+            </w:r>
+          </w:p>
+        </w:tc>
+        <w:tc>
+          <w:tcPr>
+            <w:tcW w:type="dxa" w:w="2550"/>
+          </w:tcPr>
+          <w:p>
+            <w:r>
+              <w:rPr>
+                <w:b/>
+                <w:sz w:val="16"/>
+              </w:rPr>
+              <w:t>세션</w:t>
+            </w:r>
+          </w:p>
+        </w:tc>
+      </w:tr>
+      <w:tr>
+        <w:tc>
+          <w:tcPr>
+            <w:tcW w:type="dxa" w:w="2550"/>
+          </w:tcPr>
+          <w:p>
+            <w:r>
+              <w:rPr>
+                <w:b w:val="0"/>
+                <w:sz w:val="16"/>
+              </w:rPr>
+              <w:t>규칙 검사(운영)</w:t>
+            </w:r>
+          </w:p>
+        </w:tc>
+        <w:tc>
+          <w:tcPr>
+            <w:tcW w:type="dxa" w:w="2550"/>
+          </w:tcPr>
+          <w:p>
+            <w:r>
+              <w:rPr>
+                <w:b w:val="0"/>
+                <w:sz w:val="16"/>
+              </w:rPr>
+              <w:t>99.8%</w:t>
+            </w:r>
+          </w:p>
+        </w:tc>
+        <w:tc>
+          <w:tcPr>
+            <w:tcW w:type="dxa" w:w="2550"/>
+          </w:tcPr>
+          <w:p>
+            <w:r>
+              <w:rPr>
+                <w:b w:val="0"/>
+                <w:sz w:val="16"/>
+              </w:rPr>
+              <w:t>100.0% (662/662)</w:t>
+            </w:r>
+          </w:p>
+        </w:tc>
+        <w:tc>
+          <w:tcPr>
+            <w:tcW w:type="dxa" w:w="2550"/>
+          </w:tcPr>
+          <w:p>
+            <w:r>
+              <w:rPr>
+                <w:b w:val="0"/>
+                <w:sz w:val="16"/>
+              </w:rPr>
+              <w:t>35/35</w:t>
+            </w:r>
+          </w:p>
+        </w:tc>
+      </w:tr>
+      <w:tr>
+        <w:tc>
+          <w:tcPr>
+            <w:tcW w:type="dxa" w:w="2550"/>
+          </w:tcPr>
+          <w:p>
+            <w:r>
+              <w:rPr>
+                <w:b w:val="0"/>
+                <w:sz w:val="16"/>
+              </w:rPr>
+              <w:t>4채널 검출기(블라인드 세션 제외 학습)</w:t>
+            </w:r>
+          </w:p>
+        </w:tc>
+        <w:tc>
+          <w:tcPr>
+            <w:tcW w:type="dxa" w:w="2550"/>
+          </w:tcPr>
+          <w:p>
+            <w:r>
+              <w:rPr>
+                <w:b w:val="0"/>
+                <w:sz w:val="16"/>
+              </w:rPr>
+              <w:t>97.1%</w:t>
+            </w:r>
+          </w:p>
+        </w:tc>
+        <w:tc>
+          <w:tcPr>
+            <w:tcW w:type="dxa" w:w="2550"/>
+          </w:tcPr>
+          <w:p>
+            <w:r>
+              <w:rPr>
+                <w:b w:val="0"/>
+                <w:sz w:val="16"/>
+              </w:rPr>
+              <w:t>100.0% (644/644)</w:t>
+            </w:r>
+          </w:p>
+        </w:tc>
+        <w:tc>
+          <w:tcPr>
+            <w:tcW w:type="dxa" w:w="2550"/>
+          </w:tcPr>
+          <w:p>
+            <w:r>
+              <w:rPr>
+                <w:b w:val="0"/>
+                <w:sz w:val="16"/>
+              </w:rPr>
+              <w:t>35/35</w:t>
+            </w:r>
+          </w:p>
+        </w:tc>
+      </w:tr>
+      <w:tr>
+        <w:tc>
+          <w:tcPr>
+            <w:tcW w:type="dxa" w:w="2550"/>
+          </w:tcPr>
+          <w:p>
+            <w:r>
+              <w:rPr>
+                <w:b w:val="0"/>
+                <w:sz w:val="16"/>
+              </w:rPr>
+              <w:t>CNN 9클래스+레이더 헤드 448</w:t>
+            </w:r>
+          </w:p>
+        </w:tc>
+        <w:tc>
+          <w:tcPr>
+            <w:tcW w:type="dxa" w:w="2550"/>
+          </w:tcPr>
+          <w:p>
+            <w:r>
+              <w:rPr>
+                <w:b w:val="0"/>
+                <w:sz w:val="16"/>
+              </w:rPr>
+              <w:t>100.0%</w:t>
+            </w:r>
+          </w:p>
+        </w:tc>
+        <w:tc>
+          <w:tcPr>
+            <w:tcW w:type="dxa" w:w="2550"/>
+          </w:tcPr>
+          <w:p>
+            <w:r>
+              <w:rPr>
+                <w:b w:val="0"/>
+                <w:sz w:val="16"/>
+              </w:rPr>
+              <w:t>91.0% (603/663)</w:t>
+            </w:r>
+          </w:p>
+        </w:tc>
+        <w:tc>
+          <w:tcPr>
+            <w:tcW w:type="dxa" w:w="2550"/>
+          </w:tcPr>
+          <w:p>
+            <w:r>
+              <w:rPr>
+                <w:b w:val="0"/>
+                <w:sz w:val="16"/>
+              </w:rPr>
+              <w:t>32/35</w:t>
+            </w:r>
+          </w:p>
+        </w:tc>
+      </w:tr>
+      <w:tr>
+        <w:tc>
+          <w:tcPr>
+            <w:tcW w:type="dxa" w:w="2550"/>
+          </w:tcPr>
+          <w:p>
+            <w:r>
+              <w:rPr>
+                <w:b w:val="0"/>
+                <w:sz w:val="16"/>
+              </w:rPr>
+              <w:t>CNN 14클래스 448</w:t>
+            </w:r>
+          </w:p>
+        </w:tc>
+        <w:tc>
+          <w:tcPr>
+            <w:tcW w:type="dxa" w:w="2550"/>
+          </w:tcPr>
+          <w:p>
+            <w:r>
+              <w:rPr>
+                <w:b w:val="0"/>
+                <w:sz w:val="16"/>
+              </w:rPr>
+              <w:t>100.0%</w:t>
+            </w:r>
+          </w:p>
+        </w:tc>
+        <w:tc>
+          <w:tcPr>
+            <w:tcW w:type="dxa" w:w="2550"/>
+          </w:tcPr>
+          <w:p>
+            <w:r>
+              <w:rPr>
+                <w:b w:val="0"/>
+                <w:sz w:val="16"/>
+              </w:rPr>
+              <w:t>90.3% (599/663)</w:t>
+            </w:r>
+          </w:p>
+        </w:tc>
+        <w:tc>
+          <w:tcPr>
+            <w:tcW w:type="dxa" w:w="2550"/>
+          </w:tcPr>
+          <w:p>
+            <w:r>
+              <w:rPr>
+                <w:b w:val="0"/>
+                <w:sz w:val="16"/>
+              </w:rPr>
+              <w:t>32/35</w:t>
+            </w:r>
+          </w:p>
+        </w:tc>
+      </w:tr>
+      <w:tr>
+        <w:tc>
+          <w:tcPr>
+            <w:tcW w:type="dxa" w:w="2550"/>
+          </w:tcPr>
+          <w:p>
+            <w:r>
+              <w:rPr>
+                <w:b w:val="0"/>
+                <w:sz w:val="16"/>
+              </w:rPr>
+              <w:t>CNN 9클래스+레이더 헤드 640</w:t>
+            </w:r>
+          </w:p>
+        </w:tc>
+        <w:tc>
+          <w:tcPr>
+            <w:tcW w:type="dxa" w:w="2550"/>
+          </w:tcPr>
+          <w:p>
+            <w:r>
+              <w:rPr>
+                <w:b w:val="0"/>
+                <w:sz w:val="16"/>
+              </w:rPr>
+              <w:t>100.0%</w:t>
+            </w:r>
+          </w:p>
+        </w:tc>
+        <w:tc>
+          <w:tcPr>
+            <w:tcW w:type="dxa" w:w="2550"/>
+          </w:tcPr>
+          <w:p>
+            <w:r>
+              <w:rPr>
+                <w:b w:val="0"/>
+                <w:sz w:val="16"/>
+              </w:rPr>
+              <w:t>95.2% (631/663)</w:t>
+            </w:r>
+          </w:p>
+        </w:tc>
+        <w:tc>
+          <w:tcPr>
+            <w:tcW w:type="dxa" w:w="2550"/>
+          </w:tcPr>
+          <w:p>
+            <w:r>
+              <w:rPr>
+                <w:b w:val="0"/>
+                <w:sz w:val="16"/>
+              </w:rPr>
+              <w:t>34/35</w:t>
+            </w:r>
+          </w:p>
+        </w:tc>
+      </w:tr>
+    </w:tbl>
+    <w:p>
+      <w:pPr>
+        <w:pStyle w:val="ListBullet"/>
+      </w:pPr>
+      <w:r>
+        <w:t>CNN 오류는 전부 형상군 혼동(E30↔E38 FRT 47mm 인접 쌍 등)이고 레이더 오류는 0 이었다. CNN 9클래스+레이더 헤드 448 의 세션 5-fold 교차검증은 3076/3096 = 99.4%. 결론: 형상군은 홀 거리 규칙, 레이더는 검출기 브래킷 채널이 새 세션에서도 100% 를 유지 → 4채널 검출기를 배포 정본으로 채택하고 실시간 서버에는 브래킷 피크 → 규칙 하이브리드로 통합했다(2026-09-23).</w:t>
+      </w:r>
+    </w:p>
+    <w:p>
+      <w:pPr>
         <w:pStyle w:val="Heading2"/>
       </w:pPr>
       <w:r>
